--- a/computingservices/DocumentServices/templates/responsepackage_redaction_summary.docx
+++ b/computingservices/DocumentServices/templates/responsepackage_redaction_summary.docx
@@ -67,7 +67,6 @@
                 <w:szCs w:val="20"/>
               </w:rPr>
             </w:pPr>
-            <w:proofErr w:type="spellStart"/>
             <w:r>
               <w:rPr>
                 <w:rFonts w:ascii="BCSans-Regular" w:hAnsi="BCSans-Regular" w:cs="BCSans-Regular"/>
@@ -77,7 +76,6 @@
               </w:rPr>
               <w:t>pg</w:t>
             </w:r>
-            <w:proofErr w:type="spellEnd"/>
             <w:r>
               <w:rPr>
                 <w:rFonts w:ascii="BCSans-Regular" w:hAnsi="BCSans-Regular" w:cs="BCSans-Regular"/>
@@ -94,47 +92,7 @@
                 <w:sz w:val="20"/>
                 <w:szCs w:val="20"/>
               </w:rPr>
-              <w:t>. {</w:t>
-            </w:r>
-            <w:proofErr w:type="spellStart"/>
-            <w:r>
-              <w:rPr>
-                <w:rFonts w:ascii="BCSans-Regular" w:hAnsi="BCSans-Regular" w:cs="BCSans-Regular"/>
-                <w:color w:val="A1192F"/>
-                <w:sz w:val="20"/>
-                <w:szCs w:val="20"/>
-              </w:rPr>
-              <w:t>d.data</w:t>
-            </w:r>
-            <w:proofErr w:type="spellEnd"/>
-            <w:r>
-              <w:rPr>
-                <w:rFonts w:ascii="BCSans-Regular" w:hAnsi="BCSans-Regular" w:cs="BCSans-Regular"/>
-                <w:color w:val="A1192F"/>
-                <w:sz w:val="20"/>
-                <w:szCs w:val="20"/>
-              </w:rPr>
-              <w:t>[</w:t>
-            </w:r>
-            <w:proofErr w:type="spellStart"/>
-            <w:r>
-              <w:rPr>
-                <w:rFonts w:ascii="BCSans-Regular" w:hAnsi="BCSans-Regular" w:cs="BCSans-Regular"/>
-                <w:color w:val="A1192F"/>
-                <w:sz w:val="20"/>
-                <w:szCs w:val="20"/>
-              </w:rPr>
-              <w:t>i</w:t>
-            </w:r>
-            <w:proofErr w:type="spellEnd"/>
-            <w:r>
-              <w:rPr>
-                <w:rFonts w:ascii="BCSans-Regular" w:hAnsi="BCSans-Regular" w:cs="BCSans-Regular"/>
-                <w:color w:val="A1192F"/>
-                <w:sz w:val="20"/>
-                <w:szCs w:val="20"/>
-              </w:rPr>
-              <w:t>].range}</w:t>
+              <w:t>. {d.data[i].range}</w:t>
             </w:r>
           </w:p>
         </w:tc>
@@ -168,47 +126,7 @@
                 <w:sz w:val="20"/>
                 <w:szCs w:val="20"/>
               </w:rPr>
-              <w:t>{</w:t>
-            </w:r>
-            <w:proofErr w:type="spellStart"/>
-            <w:r>
-              <w:rPr>
-                <w:rFonts w:ascii="BCSans-Regular" w:hAnsi="BCSans-Regular" w:cs="BCSans-Regular"/>
-                <w:color w:val="A1192F"/>
-                <w:sz w:val="20"/>
-                <w:szCs w:val="20"/>
-              </w:rPr>
-              <w:t>d.data</w:t>
-            </w:r>
-            <w:proofErr w:type="spellEnd"/>
-            <w:r>
-              <w:rPr>
-                <w:rFonts w:ascii="BCSans-Regular" w:hAnsi="BCSans-Regular" w:cs="BCSans-Regular"/>
-                <w:color w:val="A1192F"/>
-                <w:sz w:val="20"/>
-                <w:szCs w:val="20"/>
-              </w:rPr>
-              <w:t>[</w:t>
-            </w:r>
-            <w:proofErr w:type="spellStart"/>
-            <w:r>
-              <w:rPr>
-                <w:rFonts w:ascii="BCSans-Regular" w:hAnsi="BCSans-Regular" w:cs="BCSans-Regular"/>
-                <w:color w:val="A1192F"/>
-                <w:sz w:val="20"/>
-                <w:szCs w:val="20"/>
-              </w:rPr>
-              <w:t>i</w:t>
-            </w:r>
-            <w:proofErr w:type="spellEnd"/>
-            <w:r>
-              <w:rPr>
-                <w:rFonts w:ascii="BCSans-Regular" w:hAnsi="BCSans-Regular" w:cs="BCSans-Regular"/>
-                <w:color w:val="A1192F"/>
-                <w:sz w:val="20"/>
-                <w:szCs w:val="20"/>
-              </w:rPr>
-              <w:t>].section}</w:t>
+              <w:t>{d.data[i].section}</w:t>
             </w:r>
           </w:p>
         </w:tc>
@@ -240,7 +158,6 @@
                 <w:szCs w:val="20"/>
               </w:rPr>
             </w:pPr>
-            <w:proofErr w:type="spellStart"/>
             <w:r>
               <w:rPr>
                 <w:rFonts w:ascii="BCSans-Regular" w:hAnsi="BCSans-Regular" w:cs="BCSans-Regular"/>
@@ -250,7 +167,6 @@
               </w:rPr>
               <w:t>pg</w:t>
             </w:r>
-            <w:proofErr w:type="spellEnd"/>
             <w:r>
               <w:rPr>
                 <w:rFonts w:ascii="BCSans-Regular" w:hAnsi="BCSans-Regular" w:cs="BCSans-Regular"/>
@@ -278,7 +194,6 @@
               </w:rPr>
               <w:t>{</w:t>
             </w:r>
-            <w:proofErr w:type="spellStart"/>
             <w:r>
               <w:rPr>
                 <w:rFonts w:ascii="BCSans-Regular" w:hAnsi="BCSans-Regular" w:cs="BCSans-Regular"/>
@@ -286,17 +201,7 @@
                 <w:sz w:val="20"/>
                 <w:szCs w:val="20"/>
               </w:rPr>
-              <w:t>d.data</w:t>
-            </w:r>
-            <w:proofErr w:type="spellEnd"/>
-            <w:r>
-              <w:rPr>
-                <w:rFonts w:ascii="BCSans-Regular" w:hAnsi="BCSans-Regular" w:cs="BCSans-Regular"/>
-                <w:color w:val="A1192F"/>
-                <w:sz w:val="20"/>
-                <w:szCs w:val="20"/>
-              </w:rPr>
-              <w:t>[i</w:t>
+              <w:t>d.data[i</w:t>
             </w:r>
             <w:r>
               <w:rPr>
@@ -348,27 +253,7 @@
                 <w:sz w:val="20"/>
                 <w:szCs w:val="20"/>
               </w:rPr>
-              <w:t>{</w:t>
-            </w:r>
-            <w:proofErr w:type="spellStart"/>
-            <w:r>
-              <w:rPr>
-                <w:rFonts w:ascii="BCSans-Regular" w:hAnsi="BCSans-Regular" w:cs="BCSans-Regular"/>
-                <w:color w:val="A1192F"/>
-                <w:sz w:val="20"/>
-                <w:szCs w:val="20"/>
-              </w:rPr>
-              <w:t>d.data</w:t>
-            </w:r>
-            <w:proofErr w:type="spellEnd"/>
-            <w:r>
-              <w:rPr>
-                <w:rFonts w:ascii="BCSans-Regular" w:hAnsi="BCSans-Regular" w:cs="BCSans-Regular"/>
-                <w:color w:val="A1192F"/>
-                <w:sz w:val="20"/>
-                <w:szCs w:val="20"/>
-              </w:rPr>
-              <w:t>[i</w:t>
+              <w:t>{d.data[i</w:t>
             </w:r>
             <w:r>
               <w:rPr>
@@ -678,7 +563,7 @@
               <w:color w:val="0D0D0D" w:themeColor="text1" w:themeTint="F2"/>
               <w:sz w:val="16"/>
             </w:rPr>
-            <w:t xml:space="preserve">FOI </w:t>
+            <w:t>Access &amp; Information Management Branch</w:t>
           </w:r>
           <w:r>
             <w:rPr>
@@ -687,7 +572,7 @@
               <w:color w:val="0D0D0D" w:themeColor="text1" w:themeTint="F2"/>
               <w:sz w:val="16"/>
             </w:rPr>
-            <w:t xml:space="preserve">Operations                 </w:t>
+            <w:t xml:space="preserve">                 </w:t>
           </w:r>
         </w:p>
         <w:p>
@@ -757,27 +642,7 @@
               <w:color w:val="0D0D0D" w:themeColor="text1" w:themeTint="F2"/>
               <w:sz w:val="16"/>
             </w:rPr>
-            <w:t xml:space="preserve">PO Box 9569 </w:t>
-          </w:r>
-          <w:proofErr w:type="spellStart"/>
-          <w:r>
-            <w:rPr>
-              <w:rFonts w:ascii="Times New Roman" w:hAnsi="Times New Roman"/>
-              <w:bCs/>
-              <w:color w:val="0D0D0D" w:themeColor="text1" w:themeTint="F2"/>
-              <w:sz w:val="16"/>
-            </w:rPr>
-            <w:t>Stn</w:t>
-          </w:r>
-          <w:proofErr w:type="spellEnd"/>
-          <w:r>
-            <w:rPr>
-              <w:rFonts w:ascii="Times New Roman" w:hAnsi="Times New Roman"/>
-              <w:bCs/>
-              <w:color w:val="0D0D0D" w:themeColor="text1" w:themeTint="F2"/>
-              <w:sz w:val="16"/>
-            </w:rPr>
-            <w:t xml:space="preserve"> Prov Govt               </w:t>
+            <w:t xml:space="preserve">PO Box 9569 Stn Prov Govt               </w:t>
           </w:r>
         </w:p>
         <w:p>
@@ -925,7 +790,6 @@
               </w:rPr>
               <w:t xml:space="preserve">                   </w:t>
             </w:r>
-            <w:proofErr w:type="spellStart"/>
             <w:r>
               <w:rPr>
                 <w:rStyle w:val="Hyperlink"/>
@@ -934,18 +798,7 @@
                 <w:sz w:val="16"/>
                 <w:szCs w:val="16"/>
               </w:rPr>
-              <w:t>freedomofinformation</w:t>
-            </w:r>
-            <w:proofErr w:type="spellEnd"/>
-            <w:r>
-              <w:rPr>
-                <w:rStyle w:val="Hyperlink"/>
-                <w:rFonts w:ascii="Times New Roman" w:hAnsi="Times New Roman"/>
-                <w:color w:val="0D0D0D" w:themeColor="text1" w:themeTint="F2"/>
-                <w:sz w:val="16"/>
-                <w:szCs w:val="16"/>
-              </w:rPr>
-              <w:t>/</w:t>
+              <w:t>freedomofinformation/</w:t>
             </w:r>
           </w:hyperlink>
         </w:p>
@@ -1077,7 +930,7 @@
               <w:sz w:val="16"/>
               <w:szCs w:val="16"/>
             </w:rPr>
-            <w:t xml:space="preserve"> FOI </w:t>
+            <w:t xml:space="preserve"> </w:t>
           </w:r>
           <w:r>
             <w:rPr>
@@ -1088,7 +941,18 @@
               <w:sz w:val="16"/>
               <w:szCs w:val="16"/>
             </w:rPr>
-            <w:t>Operations)</w:t>
+            <w:t>Access &amp; Information Management Branch</w:t>
+          </w:r>
+          <w:r>
+            <w:rPr>
+              <w:rFonts w:ascii="BCSans-Italic" w:hAnsi="BCSans-Italic" w:cs="BCSans-Italic"/>
+              <w:i/>
+              <w:iCs/>
+              <w:color w:val="0D0D0D" w:themeColor="text1" w:themeTint="F2"/>
+              <w:sz w:val="16"/>
+              <w:szCs w:val="16"/>
+            </w:rPr>
+            <w:t>)</w:t>
           </w:r>
         </w:p>
         <w:p>
@@ -1652,25 +1516,7 @@
               <w:b/>
               <w:bCs/>
             </w:rPr>
-            <w:t>Request # {</w:t>
-          </w:r>
-          <w:proofErr w:type="spellStart"/>
-          <w:r>
-            <w:rPr>
-              <w:rFonts w:ascii="BC Sans" w:hAnsi="BC Sans"/>
-              <w:b/>
-              <w:bCs/>
-            </w:rPr>
-            <w:t>d.requestnumber</w:t>
-          </w:r>
-          <w:proofErr w:type="spellEnd"/>
-          <w:r>
-            <w:rPr>
-              <w:rFonts w:ascii="BC Sans" w:hAnsi="BC Sans"/>
-              <w:b/>
-              <w:bCs/>
-            </w:rPr>
-            <w:t>}</w:t>
+            <w:t>Request # {d.requestnumber}</w:t>
           </w:r>
         </w:p>
       </w:tc>
@@ -2659,7 +2505,12 @@
 </file>
 
 <file path=customXml/item1.xml><?xml version="1.0" encoding="utf-8"?>
-<b:Sources xmlns:b="http://schemas.openxmlformats.org/officeDocument/2006/bibliography" xmlns="http://schemas.openxmlformats.org/officeDocument/2006/bibliography" SelectedStyle="/APASixthEditionOfficeOnline.xsl" StyleName="APA" Version="6"/>
+<?mso-contentType ?>
+<FormTemplates xmlns="http://schemas.microsoft.com/sharepoint/v3/contenttype/forms">
+  <Display>DocumentLibraryForm</Display>
+  <Edit>DocumentLibraryForm</Edit>
+  <New>DocumentLibraryForm</New>
+</FormTemplates>
 </file>
 
 <file path=customXml/item2.xml><?xml version="1.0" encoding="utf-8"?>
@@ -2886,12 +2737,7 @@
 </file>
 
 <file path=customXml/item3.xml><?xml version="1.0" encoding="utf-8"?>
-<?mso-contentType ?>
-<FormTemplates xmlns="http://schemas.microsoft.com/sharepoint/v3/contenttype/forms">
-  <Display>DocumentLibraryForm</Display>
-  <Edit>DocumentLibraryForm</Edit>
-  <New>DocumentLibraryForm</New>
-</FormTemplates>
+<b:Sources xmlns:b="http://schemas.openxmlformats.org/officeDocument/2006/bibliography" xmlns="http://schemas.openxmlformats.org/officeDocument/2006/bibliography" SelectedStyle="/APASixthEditionOfficeOnline.xsl" StyleName="APA" Version="6"/>
 </file>
 
 <file path=customXml/item4.xml><?xml version="1.0" encoding="utf-8"?>
@@ -2901,9 +2747,9 @@
 </file>
 
 <file path=customXml/itemProps1.xml><?xml version="1.0" encoding="utf-8"?>
-<ds:datastoreItem xmlns:ds="http://schemas.openxmlformats.org/officeDocument/2006/customXml" ds:itemID="{9CE651B1-34DA-524A-9E9A-91E44FB38903}">
+<ds:datastoreItem xmlns:ds="http://schemas.openxmlformats.org/officeDocument/2006/customXml" ds:itemID="{641E4145-9D85-4BD2-927D-7AB21DB3B68E}">
   <ds:schemaRefs>
-    <ds:schemaRef ds:uri="http://schemas.openxmlformats.org/officeDocument/2006/bibliography"/>
+    <ds:schemaRef ds:uri="http://schemas.microsoft.com/sharepoint/v3/contenttype/forms"/>
   </ds:schemaRefs>
 </ds:datastoreItem>
 </file>
@@ -2928,9 +2774,9 @@
 </file>
 
 <file path=customXml/itemProps3.xml><?xml version="1.0" encoding="utf-8"?>
-<ds:datastoreItem xmlns:ds="http://schemas.openxmlformats.org/officeDocument/2006/customXml" ds:itemID="{641E4145-9D85-4BD2-927D-7AB21DB3B68E}">
+<ds:datastoreItem xmlns:ds="http://schemas.openxmlformats.org/officeDocument/2006/customXml" ds:itemID="{9CE651B1-34DA-524A-9E9A-91E44FB38903}">
   <ds:schemaRefs>
-    <ds:schemaRef ds:uri="http://schemas.microsoft.com/sharepoint/v3/contenttype/forms"/>
+    <ds:schemaRef ds:uri="http://schemas.openxmlformats.org/officeDocument/2006/bibliography"/>
   </ds:schemaRefs>
 </ds:datastoreItem>
 </file>
